--- a/contents/battle-workbook/secuops-easy-w06.docx
+++ b/contents/battle-workbook/secuops-easy-w06.docx
@@ -280,7 +280,7 @@
           <w:b/>
           <w:sz w:val="21"/>
         </w:rPr>
-        <w:t>망 외부(attacker-ext)</w:t>
+        <w:t>망 외부(외부 공격자 VM 192.168.0.202)</w:t>
       </w:r>
       <w:r>
         <w:rPr>
@@ -543,11 +543,11 @@
           <w:rFonts w:ascii="Consolas" w:hAnsi="Consolas"/>
           <w:sz w:val="19"/>
         </w:rPr>
-        <w:t># &lt;대상_공개IP&gt;는 상대(또는 본인) 6v6의 공개 진입점, Host로 웹앱을 지정</w:t>
+        <w:t># 192.168.0.161는 상대(또는 본인) el34의 공개 진입점, Host로 웹앱을 지정</w:t>
         <w:br/>
         <w:t>curl -s -H "Host: dvwa.6v6.lab" \</w:t>
         <w:br/>
-        <w:t xml:space="preserve">  "http://&lt;대상_공개IP&gt;/?q=eduw6-kim-%3Cscript%3Ealert(1)%3C/script%3E"</w:t>
+        <w:t xml:space="preserve">  "http://192.168.0.161/?q=eduw6-kim-%3Cscript%3Ealert(1)%3C/script%3E"</w:t>
       </w:r>
     </w:p>
     <w:p>
@@ -690,7 +690,7 @@
           <w:b/>
           <w:sz w:val="22"/>
         </w:rPr>
-        <w:t>▶ 실행 결과 화면 (스크린샷 붙여넣기)</w:t>
+        <w:t>▶ 실행 결과 (출력/스크린샷)</w:t>
       </w:r>
     </w:p>
     <w:tbl>
@@ -724,7 +724,7 @@
                 <w:color w:val="AAAAAA"/>
                 <w:sz w:val="18"/>
               </w:rPr>
-              <w:t>여기에 결과 스크린샷을 붙여넣으세요 (커서를 두고 Ctrl+V)</w:t>
+              <w:t>여기에 결과 출력을 적거나 스크린샷을 붙여넣으세요 (커서를 두고 Ctrl+V)</w:t>
             </w:r>
           </w:p>
         </w:tc>
@@ -887,9 +887,9 @@
           <w:rFonts w:ascii="Consolas" w:hAnsi="Consolas"/>
           <w:sz w:val="19"/>
         </w:rPr>
-        <w:t>nikto -h http://&lt;대상_공개IP&gt;/ -maxtime 60s</w:t>
+        <w:t>nikto -h http://192.168.0.161/ -maxtime 60s</w:t>
         <w:br/>
-        <w:t># 또는: curl -s -A "sqlmap/1.7" -H "Host: dvwa.6v6.lab" "http://&lt;대상_공개IP&gt;/?id=1"</w:t>
+        <w:t># 또는: curl -s -A "sqlmap/1.7" -H "Host: dvwa.6v6.lab" "http://192.168.0.161/?id=1"</w:t>
       </w:r>
     </w:p>
     <w:p>
@@ -1022,7 +1022,7 @@
           <w:b/>
           <w:sz w:val="22"/>
         </w:rPr>
-        <w:t>▶ 실행 결과 화면 (스크린샷 붙여넣기)</w:t>
+        <w:t>▶ 실행 결과 (출력/스크린샷)</w:t>
       </w:r>
     </w:p>
     <w:tbl>
@@ -1056,7 +1056,7 @@
                 <w:color w:val="AAAAAA"/>
                 <w:sz w:val="18"/>
               </w:rPr>
-              <w:t>여기에 결과 스크린샷을 붙여넣으세요 (커서를 두고 Ctrl+V)</w:t>
+              <w:t>여기에 결과 출력을 적거나 스크린샷을 붙여넣으세요 (커서를 두고 Ctrl+V)</w:t>
             </w:r>
           </w:p>
         </w:tc>
@@ -1401,7 +1401,7 @@
           <w:b/>
           <w:sz w:val="22"/>
         </w:rPr>
-        <w:t>▶ 실행 결과 화면 (스크린샷 붙여넣기)</w:t>
+        <w:t>▶ 실행 결과 (출력/스크린샷)</w:t>
       </w:r>
     </w:p>
     <w:tbl>
@@ -1435,7 +1435,7 @@
                 <w:color w:val="AAAAAA"/>
                 <w:sz w:val="18"/>
               </w:rPr>
-              <w:t>여기에 결과 스크린샷을 붙여넣으세요 (커서를 두고 Ctrl+V)</w:t>
+              <w:t>여기에 결과 출력을 적거나 스크린샷을 붙여넣으세요 (커서를 두고 Ctrl+V)</w:t>
             </w:r>
           </w:p>
         </w:tc>
@@ -1944,7 +1944,7 @@
           <w:b/>
           <w:sz w:val="22"/>
         </w:rPr>
-        <w:t>▶ 실행 결과 화면 (스크린샷 붙여넣기)</w:t>
+        <w:t>▶ 실행 결과 (출력/스크린샷)</w:t>
       </w:r>
     </w:p>
     <w:tbl>
@@ -1978,7 +1978,7 @@
                 <w:color w:val="AAAAAA"/>
                 <w:sz w:val="18"/>
               </w:rPr>
-              <w:t>여기에 결과 스크린샷을 붙여넣으세요 (커서를 두고 Ctrl+V)</w:t>
+              <w:t>여기에 결과 출력을 적거나 스크린샷을 붙여넣으세요 (커서를 두고 Ctrl+V)</w:t>
             </w:r>
           </w:p>
         </w:tc>
@@ -2350,7 +2350,7 @@
           <w:b/>
           <w:sz w:val="22"/>
         </w:rPr>
-        <w:t>▶ 실행 결과 화면 (스크린샷 붙여넣기)</w:t>
+        <w:t>▶ 실행 결과 (출력/스크린샷)</w:t>
       </w:r>
     </w:p>
     <w:tbl>
@@ -2384,7 +2384,7 @@
                 <w:color w:val="AAAAAA"/>
                 <w:sz w:val="18"/>
               </w:rPr>
-              <w:t>여기에 결과 스크린샷을 붙여넣으세요 (커서를 두고 Ctrl+V)</w:t>
+              <w:t>여기에 결과 출력을 적거나 스크린샷을 붙여넣으세요 (커서를 두고 Ctrl+V)</w:t>
             </w:r>
           </w:p>
         </w:tc>
@@ -2805,7 +2805,7 @@
           <w:b/>
           <w:sz w:val="22"/>
         </w:rPr>
-        <w:t>▶ 실행 결과 화면 (스크린샷 붙여넣기)</w:t>
+        <w:t>▶ 실행 결과 (출력/스크린샷)</w:t>
       </w:r>
     </w:p>
     <w:tbl>
@@ -2839,7 +2839,7 @@
                 <w:color w:val="AAAAAA"/>
                 <w:sz w:val="18"/>
               </w:rPr>
-              <w:t>여기에 결과 스크린샷을 붙여넣으세요 (커서를 두고 Ctrl+V)</w:t>
+              <w:t>여기에 결과 출력을 적거나 스크린샷을 붙여넣으세요 (커서를 두고 Ctrl+V)</w:t>
             </w:r>
           </w:p>
         </w:tc>
@@ -3262,7 +3262,7 @@
           <w:b/>
           <w:sz w:val="22"/>
         </w:rPr>
-        <w:t>▶ 실행 결과 화면 (스크린샷 붙여넣기)</w:t>
+        <w:t>▶ 실행 결과 (출력/스크린샷)</w:t>
       </w:r>
     </w:p>
     <w:tbl>
@@ -3296,7 +3296,7 @@
                 <w:color w:val="AAAAAA"/>
                 <w:sz w:val="18"/>
               </w:rPr>
-              <w:t>여기에 결과 스크린샷을 붙여넣으세요 (커서를 두고 Ctrl+V)</w:t>
+              <w:t>여기에 결과 출력을 적거나 스크린샷을 붙여넣으세요 (커서를 두고 Ctrl+V)</w:t>
             </w:r>
           </w:p>
         </w:tc>

--- a/contents/battle-workbook/secuops-easy-w06.docx
+++ b/contents/battle-workbook/secuops-easy-w06.docx
@@ -545,7 +545,7 @@
         </w:rPr>
         <w:t># 192.168.0.161는 상대(또는 본인) el34의 공개 진입점, Host로 웹앱을 지정</w:t>
         <w:br/>
-        <w:t>curl -s -H "Host: dvwa.6v6.lab" \</w:t>
+        <w:t>curl -s -H "Host: dvwa.el34.lab" \</w:t>
         <w:br/>
         <w:t xml:space="preserve">  "http://192.168.0.161/?q=eduw6-kim-%3Cscript%3Ealert(1)%3C/script%3E"</w:t>
       </w:r>
@@ -889,7 +889,7 @@
         </w:rPr>
         <w:t>nikto -h http://192.168.0.161/ -maxtime 60s</w:t>
         <w:br/>
-        <w:t># 또는: curl -s -A "sqlmap/1.7" -H "Host: dvwa.6v6.lab" "http://192.168.0.161/?id=1"</w:t>
+        <w:t># 또는: curl -s -A "sqlmap/1.7" -H "Host: dvwa.el34.lab" "http://192.168.0.161/?id=1"</w:t>
       </w:r>
     </w:p>
     <w:p>
